--- a/ky/wisdom-stories/more-than-money.docx
+++ b/ky/wisdom-stories/more-than-money.docx
@@ -8,7 +8,7 @@
           <w:b/>
           <w:bCs/>
         </w:rPr>
-        <w:t>Чыгымыңызга акчаңыз барбы?</w:t>
+        <w:t>Керектөөңүзгө акчаңыз жетеби?</w:t>
       </w:r>
     </w:p>
     <w:p>
